--- a/public/sample-templates/provisional_survey.docx
+++ b/public/sample-templates/provisional_survey.docx
@@ -76,7 +76,7 @@
           <w:sz w:val="22"/>
           <w:szCs w:val="22"/>
         </w:rPr>
-        <w:t xml:space="preserve">{{client_name}}</w:t>
+        <w:t xml:space="preserve">{{client_name_full}}</w:t>
       </w:r>
     </w:p>
     <w:p>
